--- a/cf/sh/u/files/u054.docx
+++ b/cf/sh/u/files/u054.docx
@@ -20,7 +20,7 @@
     </w:p>
     <w:p>
       <w:r>
-        <w:t>請針對每個題目，把答案填在「回答：」後面（越具體越好）；填好後請放回您的部門資料夾即可，不需回信。</w:t>
+        <w:t>這份問卷是想更了解您的實際作業，好把您的 AI 助理做得更貼近需求。第一部分請把答案填在「回答：」後面（越具體越好）；第二部分只是先讓您了解，之後用的時候再一起調整，不用現在填。填好後放回您的部門資料夾即可，不需回信。</w:t>
       </w:r>
     </w:p>
     <w:p>
@@ -32,8 +32,16 @@
       </w:r>
     </w:p>
     <w:p>
+      <w:pPr>
+        <w:pStyle w:val="Heading2"/>
+      </w:pPr>
       <w:r>
-        <w:t>1. 承攬商績效評核表的實際格式與評核指標定義（排名依 FR、工時規模或綜合評分）為何？</w:t>
+        <w:t>一、請您提供或確認的事情</w:t>
+      </w:r>
+    </w:p>
+    <w:p>
+      <w:r>
+        <w:t>1. 請提供實際的承攬商績效評核表格式，以及排名是依什麼來評（依失能傷害頻率、工時規模、還是綜合評分）。</w:t>
       </w:r>
     </w:p>
     <w:p>
@@ -43,7 +51,7 @@
     </w:p>
     <w:p>
       <w:r>
-        <w:t>2. 百萬工時／FR 的正式計算公式與分子（失能傷害人次）來源為何？</w:t>
+        <w:t>2. 請提供「百萬工時／FR（工安傷害頻率）」的正式計算公式，以及公式裡「失能傷害人次」的數字從哪來——這一定要由安衛提供，AI 不會自己編公式。</w:t>
       </w:r>
     </w:p>
     <w:p>
@@ -53,7 +61,7 @@
     </w:p>
     <w:p>
       <w:r>
-        <w:t>3. 每日出工紀錄的實際欄位與整月匯出檔能否提供？</w:t>
+        <w:t>3. 請提供一份整月的每日出工紀錄實際匯出檔，讓我確認欄位（廠商、日期、人數、時數）長怎樣。</w:t>
       </w:r>
     </w:p>
     <w:p>
@@ -63,7 +71,7 @@
     </w:p>
     <w:p>
       <w:r>
-        <w:t>4. 廠商名單與代碼對照在哪裡？</w:t>
+        <w:t>4. 請提供廠商名單和代碼對照表，讓報表看得懂是哪家廠商。</w:t>
       </w:r>
     </w:p>
     <w:p>
@@ -73,7 +81,7 @@
     </w:p>
     <w:p>
       <w:r>
-        <w:t>5. 工時異常（過高／過低）的判定門檻為何？</w:t>
+        <w:t>5. 請說明要不要把工安事件紀錄一起併進來算，以及漏記某天要怎麼處理。</w:t>
       </w:r>
     </w:p>
     <w:p>
@@ -82,13 +90,31 @@
       </w:r>
     </w:p>
     <w:p>
+      <w:pPr>
+        <w:pStyle w:val="Heading2"/>
+      </w:pPr>
       <w:r>
-        <w:t>6. 失能傷害人次由誰提供？AI 是否一律標「待補」不臆測？</w:t>
+        <w:t>二、要用了之後、跟 AI 一起調整的事情（先了解即可，不用現在填）</w:t>
       </w:r>
     </w:p>
     <w:p>
       <w:r>
-        <w:t>回答：</w:t>
+        <w:t>• 先貼整月出工紀錄試跑，AI 算工時加總是純計算、會很準，但務必先確認您給的公式沒錯，因為它只會照公式算。</w:t>
+      </w:r>
+    </w:p>
+    <w:p>
+      <w:r>
+        <w:t>• AI 遇到沒填人數、漏記某天會標出來給您補或確認，不會自己補值；失能傷害人次這種要人提供的，它也只會標「待補」。</w:t>
+      </w:r>
+    </w:p>
+    <w:p>
+      <w:r>
+        <w:t>• 如果 AI 算出的指標或排名跟您預期不同，先檢查是不是公式或來源數字的問題，把正確公式講給它就會照著算。</w:t>
+      </w:r>
+    </w:p>
+    <w:p>
+      <w:r>
+        <w:t>• 把某家廠商排名往前調這種事 AI 不會做，排名一律照公式跑、評等由安衛核定，它只幫您省下彙整和計算的時間。</w:t>
       </w:r>
     </w:p>
     <w:p/>
@@ -101,8 +127,16 @@
       </w:r>
     </w:p>
     <w:p>
+      <w:pPr>
+        <w:pStyle w:val="Heading2"/>
+      </w:pPr>
       <w:r>
-        <w:t>1. 防護具完整品項清單與計量單位為何？哪些需規格／尺寸？</w:t>
+        <w:t>一、請您提供或確認的事情</w:t>
+      </w:r>
+    </w:p>
+    <w:p>
+      <w:r>
+        <w:t>1. 請提供一份完整的防護具品項清單，以及每項用什麼單位算、要不要分規格／尺寸（例如手套分尺寸），取代目前的示範對照表。</w:t>
       </w:r>
     </w:p>
     <w:p>
@@ -112,7 +146,7 @@
     </w:p>
     <w:p>
       <w:r>
-        <w:t>2. 個人防護具數量統計表的目標格式（依人員／依品項／依月份）為何？</w:t>
+        <w:t>2. 請提供您想要的統計表最終長相（要按人、按品項、還是按月份來看）。</w:t>
       </w:r>
     </w:p>
     <w:p>
@@ -122,7 +156,7 @@
     </w:p>
     <w:p>
       <w:r>
-        <w:t>3. 現行 Google 表單要改成一次可填多項，還是由本 Agent 接手彙整？</w:t>
+        <w:t>3. 現在的 Google 表單一次只能填一項是主要痛點，請跟我討論方向：是改成表單一次可填多項、還是直接由 AI 幫您把一次領的多項整理起來。</w:t>
       </w:r>
     </w:p>
     <w:p>
@@ -132,7 +166,7 @@
     </w:p>
     <w:p>
       <w:r>
-        <w:t>4. 領用是否需扣庫存？與庫存表如何對應？</w:t>
+        <w:t>4. 請說明領用要不要扣庫存、跟庫存表怎麼對應，這樣 AI 才知道要不要一起處理。</w:t>
       </w:r>
     </w:p>
     <w:p>
@@ -142,7 +176,7 @@
     </w:p>
     <w:p>
       <w:r>
-        <w:t>5. 同品項不同規格（如手套 M/L）統計時是否要分開列示？</w:t>
+        <w:t>5. 請提供幾筆實際的領取紀錄樣態（例如「某某某 幾月幾號 領了手套2、護目鏡1」），讓 AI 熟悉您們平常的寫法。</w:t>
       </w:r>
     </w:p>
     <w:p>
@@ -151,13 +185,31 @@
       </w:r>
     </w:p>
     <w:p>
+      <w:pPr>
+        <w:pStyle w:val="Heading2"/>
+      </w:pPr>
       <w:r>
-        <w:t>6. 輸入來源是純文字描述、還是有既有表單匯出？</w:t>
+        <w:t>二、要用了之後、跟 AI 一起調整的事情（先了解即可，不用現在填）</w:t>
       </w:r>
     </w:p>
     <w:p>
       <w:r>
-        <w:t>回答：</w:t>
+        <w:t>• 這題定位是「AI 整理、人做最後確認」，所以 AI 拆出來的領用明細和統計，登錄到雲端前還是要您核一下。</w:t>
+      </w:r>
+    </w:p>
+    <w:p>
+      <w:r>
+        <w:t>• 先貼幾筆一次領多項的真實紀錄試跑，看 AI 有沒有正確拆開、按品項加對，拆錯或算錯直接告訴它就會改。</w:t>
+      </w:r>
+    </w:p>
+    <w:p>
+      <w:r>
+        <w:t>• AI 遇到沒填數量或沒填尺寸的會標「待補」給您補，不會自己猜；不同尺寸的它也不會亂合併統計。</w:t>
+      </w:r>
+    </w:p>
+    <w:p>
+      <w:r>
+        <w:t>• 調整庫存數這種事 AI 不會碰，一律由權責同仁處理，它只幫您把明細和統計草稿做好。</w:t>
       </w:r>
     </w:p>
     <w:p/>
@@ -170,8 +222,16 @@
       </w:r>
     </w:p>
     <w:p>
+      <w:pPr>
+        <w:pStyle w:val="Heading2"/>
+      </w:pPr>
       <w:r>
-        <w:t>1. 調派津貼申請單的實際欄位與公司津貼辦法（金額計算規則、駐點差異）為何？</w:t>
+        <w:t>一、請您提供或確認的事情</w:t>
+      </w:r>
+    </w:p>
+    <w:p>
+      <w:r>
+        <w:t>1. 請提供實際的調派津貼申請單樣本，以及公司的調派津貼算法（例如一天多少、不同駐點有沒有差）。</w:t>
       </w:r>
     </w:p>
     <w:p>
@@ -181,7 +241,7 @@
     </w:p>
     <w:p>
       <w:r>
-        <w:t>2. 職務調派申請單能否從電子簽核匯出文字／CSV，免拍照？</w:t>
+        <w:t>2. 職務調派申請單現在放在電子簽核系統，請問能不能匯出成文字或 Excel 檔？可以的話就不用拍照，AI 讀起來更準。</w:t>
       </w:r>
     </w:p>
     <w:p>
@@ -191,7 +251,7 @@
     </w:p>
     <w:p>
       <w:r>
-        <w:t>3. 電子簽核與費用申請能否串接（免列印佐證、直接帶單號）？</w:t>
+        <w:t>3. 現在的痛點是電子單和紙本費用申請沒串起來、要重複填還要印出來當佐證；請跟我討論能不能讓兩邊接起來（理想是免印、直接帶單號過去）。</w:t>
       </w:r>
     </w:p>
     <w:p>
@@ -201,7 +261,7 @@
     </w:p>
     <w:p>
       <w:r>
-        <w:t>4. 核准狀態如何判讀？哪些狀態才可送簽？</w:t>
+        <w:t>4. 請說明「核准狀態」怎麼判讀（例如簽核中、已核准要看哪裡），讓 AI 知道還沒核准就不能送。</w:t>
       </w:r>
     </w:p>
     <w:p>
@@ -211,7 +271,7 @@
     </w:p>
     <w:p>
       <w:r>
-        <w:t>5. 津貼金額由誰計算？AI 是否一律標「待計算」不推算？</w:t>
+        <w:t>5. 請提供幾筆已核准的調派單樣本，讓 AI 熟悉欄位擺放位置。</w:t>
       </w:r>
     </w:p>
     <w:p>
@@ -220,13 +280,31 @@
       </w:r>
     </w:p>
     <w:p>
+      <w:pPr>
+        <w:pStyle w:val="Heading2"/>
+      </w:pPr>
       <w:r>
-        <w:t>6. 同一人多筆調派是否合併申請，或逐筆分列？</w:t>
+        <w:t>二、要用了之後、跟 AI 一起調整的事情（先了解即可，不用現在填）</w:t>
       </w:r>
     </w:p>
     <w:p>
       <w:r>
-        <w:t>回答：</w:t>
+        <w:t>• 這題定位是「AI 出草稿、人做判定」，所以 AI 把電子單的內容帶進津貼申請草稿後，津貼金額和佐證還是要您親自算、親自補。</w:t>
+      </w:r>
+    </w:p>
+    <w:p>
+      <w:r>
+        <w:t>• 先拿一張已核准的調派單試跑，看 AI 有沒有把調派人、起訖日、駐點正確帶過來，帶錯就告訴它會修。</w:t>
+      </w:r>
+    </w:p>
+    <w:p>
+      <w:r>
+        <w:t>• AI 會提醒您「這張還沒核准不能送」「記得附上調派單列印本」，但核准與否、津貼算多少它不會自己決定或推算。</w:t>
+      </w:r>
+    </w:p>
+    <w:p>
+      <w:r>
+        <w:t>• 把核准狀態改成已核准這種事 AI 絕不會碰，一律由權責同仁處理，它只幫您減少重複填寫的工。</w:t>
       </w:r>
     </w:p>
     <w:p/>
